--- a/flow/20230927_hours/drafts/2025-03-u/15.03.docx
+++ b/flow/20230927_hours/drafts/2025-03-u/15.03.docx
@@ -1164,6 +1164,30 @@
           <w:sz w:val="24"/>
         </w:rPr>
         <w:t>.</w:t>
+      </w:r>
+    </w:p>
+    <w:p>
+      <w:pPr>
+        <w:rPr>
+          <w:rFonts w:ascii="Times New Roman" w:hAnsi="Times New Roman"/>
+          <w:sz w:val="24"/>
+        </w:rPr>
+      </w:pPr>
+      <w:r>
+        <w:rPr>
+          <w:rFonts w:ascii="Times New Roman" w:hAnsi="Times New Roman"/>
+          <w:i/>
+          <w:color w:val="FF0000"/>
+          <w:sz w:val="24"/>
+        </w:rPr>
+        <w:t>Тропар (г. 2)</w:t>
+      </w:r>
+      <w:r>
+        <w:rPr>
+          <w:rFonts w:ascii="Times New Roman" w:hAnsi="Times New Roman"/>
+          <w:sz w:val="24"/>
+        </w:rPr>
+        <w:t>: Апостоли, пророки, мученики, святителі, преподобні і праведні,* що добре звершили подвиг і віру зберегли!* Маючи сміливість до Спаса,* за нас його, як благого, моліть, щоб спаслися душі наші.</w:t>
       </w:r>
     </w:p>
     <w:p>
@@ -3517,6 +3541,30 @@
     </w:p>
     <w:p>
       <w:pPr>
+        <w:rPr>
+          <w:rFonts w:ascii="Times New Roman" w:hAnsi="Times New Roman"/>
+          <w:sz w:val="24"/>
+        </w:rPr>
+      </w:pPr>
+      <w:r>
+        <w:rPr>
+          <w:rFonts w:ascii="Times New Roman" w:hAnsi="Times New Roman"/>
+          <w:i/>
+          <w:color w:val="FF0000"/>
+          <w:sz w:val="24"/>
+        </w:rPr>
+        <w:t>Тропар (г. 2)</w:t>
+      </w:r>
+      <w:r>
+        <w:rPr>
+          <w:rFonts w:ascii="Times New Roman" w:hAnsi="Times New Roman"/>
+          <w:sz w:val="24"/>
+        </w:rPr>
+        <w:t>: Апостоли, пророки, мученики, святителі, преподобні і праведні,* що добре звершили подвиг і віру зберегли!* Маючи сміливість до Спаса,* за нас його, як благого, моліть, щоб спаслися душі наші.</w:t>
+      </w:r>
+    </w:p>
+    <w:p>
+      <w:pPr>
         <w:spacing w:line="240" w:lineRule="auto"/>
         <w:rPr>
           <w:rFonts w:ascii="Times New Roman" w:hAnsi="Times New Roman"/>
@@ -3532,40 +3580,57 @@
       </w:r>
     </w:p>
     <w:p>
-      <w:r>
-        <w:rPr>
-          <w:rFonts w:ascii="Times New Roman" w:hAnsi="Times New Roman"/>
-          <w:i/>
-          <w:color w:val="FF0000"/>
-          <w:sz w:val="24"/>
-          <w:highlight w:val="white"/>
-        </w:rPr>
-        <w:t>Тропар (г. 4):</w:t>
-      </w:r>
-      <w:r>
-        <w:rPr>
-          <w:rFonts w:ascii="Times New Roman" w:hAnsi="Times New Roman"/>
-          <w:color w:val="FF0000"/>
-          <w:sz w:val="24"/>
-          <w:highlight w:val="white"/>
-        </w:rPr>
-        <w:t xml:space="preserve"> </w:t>
-      </w:r>
-      <w:r>
-        <w:rPr>
-          <w:rFonts w:ascii="Times New Roman" w:hAnsi="Times New Roman"/>
-          <w:sz w:val="24"/>
-          <w:highlight w:val="white"/>
-        </w:rPr>
-        <w:t>Мученики Твої, Господи,* у стражданнях своїх прийняли вінці нетлінні від Тебе, Бога нашого.* Мавши бо кріпость Твою, вони мучителів подол</w:t>
-      </w:r>
-      <w:r>
-        <w:rPr>
-          <w:rFonts w:ascii="Times New Roman" w:hAnsi="Times New Roman"/>
-          <w:sz w:val="24"/>
-          <w:highlight w:val="white"/>
-        </w:rPr>
-        <w:t>али,* сокрушили і демонів зухвальства безсильні.* їх молитвами спаси душі наші.</w:t>
+      <w:pPr>
+        <w:rPr>
+          <w:rFonts w:ascii="Times New Roman" w:hAnsi="Times New Roman"/>
+          <w:i/>
+          <w:color w:val="FF0000"/>
+          <w:sz w:val="24"/>
+        </w:rPr>
+      </w:pPr>
+      <w:r>
+        <w:rPr>
+          <w:rFonts w:ascii="Times New Roman" w:hAnsi="Times New Roman"/>
+          <w:i/>
+          <w:color w:val="FF0000"/>
+          <w:sz w:val="24"/>
+        </w:rPr>
+        <w:t>Тропар (г. 2)</w:t>
+      </w:r>
+      <w:r>
+        <w:rPr>
+          <w:rFonts w:ascii="Times New Roman" w:hAnsi="Times New Roman"/>
+          <w:sz w:val="24"/>
+        </w:rPr>
+        <w:t>: Пом’яни, Господи, як благий рабів твоїх</w:t>
+      </w:r>
+      <w:r>
+        <w:rPr>
+          <w:rFonts w:ascii="Times New Roman" w:hAnsi="Times New Roman"/>
+          <w:sz w:val="24"/>
+        </w:rPr>
+        <w:t>*</w:t>
+      </w:r>
+      <w:r>
+        <w:rPr>
+          <w:rFonts w:ascii="Times New Roman" w:hAnsi="Times New Roman"/>
+          <w:sz w:val="24"/>
+        </w:rPr>
+        <w:t xml:space="preserve"> і, що в житті нагрішили, прости,</w:t>
+      </w:r>
+      <w:r>
+        <w:rPr>
+          <w:rFonts w:ascii="Times New Roman" w:hAnsi="Times New Roman"/>
+          <w:sz w:val="24"/>
+        </w:rPr>
+        <w:t>*</w:t>
+      </w:r>
+      <w:r>
+        <w:rPr>
+          <w:rFonts w:ascii="Times New Roman" w:hAnsi="Times New Roman"/>
+          <w:sz w:val="24"/>
+        </w:rPr>
+        <w:t xml:space="preserve"> бо ніхто не є безгрішний, тільки Ти, що можеш і померлим дати упокій.</w:t>
       </w:r>
     </w:p>
     <w:p>
@@ -3843,31 +3908,30 @@
       </w:r>
     </w:p>
     <w:p>
-      <w:r>
-        <w:rPr>
-          <w:rFonts w:ascii="Times New Roman" w:hAnsi="Times New Roman"/>
-          <w:i/>
-          <w:color w:val="FF0000"/>
-          <w:sz w:val="24"/>
-          <w:highlight w:val="white"/>
-        </w:rPr>
-        <w:t>Кондак (г. 8):</w:t>
-      </w:r>
-      <w:r>
-        <w:rPr>
-          <w:rFonts w:ascii="Times New Roman" w:hAnsi="Times New Roman"/>
-          <w:sz w:val="24"/>
-          <w:highlight w:val="white"/>
-        </w:rPr>
-        <w:t xml:space="preserve"> Лик святих мучеників із семи осіб постраждавши сильно* за Тройцю божественну,* благодаттю погубив множества ворогів мисленних* і долучившись духом до хорів умів </w:t>
-      </w:r>
-      <w:r>
-        <w:rPr>
-          <w:rFonts w:ascii="Times New Roman" w:hAnsi="Times New Roman"/>
-          <w:sz w:val="24"/>
-          <w:highlight w:val="white"/>
-        </w:rPr>
-        <w:t xml:space="preserve">небесних.* Їх молитвами ущедри нас, Чоловіколюбче. </w:t>
+      <w:pPr>
+        <w:spacing w:line="240" w:lineRule="auto"/>
+        <w:rPr>
+          <w:rFonts w:ascii="Times New Roman" w:hAnsi="Times New Roman"/>
+          <w:i/>
+          <w:color w:val="FF0000"/>
+          <w:sz w:val="24"/>
+        </w:rPr>
+      </w:pPr>
+      <w:r>
+        <w:rPr>
+          <w:rFonts w:ascii="Times New Roman" w:hAnsi="Times New Roman"/>
+          <w:i/>
+          <w:color w:val="FF0000"/>
+          <w:sz w:val="24"/>
+        </w:rPr>
+        <w:t xml:space="preserve">Кондак (г. 8): </w:t>
+      </w:r>
+      <w:r>
+        <w:rPr>
+          <w:rFonts w:ascii="Times New Roman" w:hAnsi="Times New Roman"/>
+          <w:sz w:val="24"/>
+        </w:rPr>
+        <w:t>Зо святими упокой, Христе,* душі слуг твоїх,* де немає болісті, ні печалі, ні зітхання,* але життя безконечне.</w:t>
       </w:r>
     </w:p>
     <w:p>
@@ -5661,6 +5725,30 @@
     </w:p>
     <w:p>
       <w:pPr>
+        <w:rPr>
+          <w:rFonts w:ascii="Times New Roman" w:hAnsi="Times New Roman"/>
+          <w:sz w:val="24"/>
+        </w:rPr>
+      </w:pPr>
+      <w:r>
+        <w:rPr>
+          <w:rFonts w:ascii="Times New Roman" w:hAnsi="Times New Roman"/>
+          <w:i/>
+          <w:color w:val="FF0000"/>
+          <w:sz w:val="24"/>
+        </w:rPr>
+        <w:t>Тропар (г. 2)</w:t>
+      </w:r>
+      <w:r>
+        <w:rPr>
+          <w:rFonts w:ascii="Times New Roman" w:hAnsi="Times New Roman"/>
+          <w:sz w:val="24"/>
+        </w:rPr>
+        <w:t>: Апостоли, пророки, мученики, святителі, преподобні і праведні,* що добре звершили подвиг і віру зберегли!* Маючи сміливість до Спаса,* за нас його, як благого, моліть, щоб спаслися душі наші.</w:t>
+      </w:r>
+    </w:p>
+    <w:p>
+      <w:pPr>
         <w:spacing w:line="240" w:lineRule="auto"/>
         <w:rPr>
           <w:rFonts w:ascii="Times New Roman" w:hAnsi="Times New Roman"/>
@@ -7718,6 +7806,30 @@
     </w:p>
     <w:p>
       <w:pPr>
+        <w:rPr>
+          <w:rFonts w:ascii="Times New Roman" w:hAnsi="Times New Roman"/>
+          <w:sz w:val="24"/>
+        </w:rPr>
+      </w:pPr>
+      <w:r>
+        <w:rPr>
+          <w:rFonts w:ascii="Times New Roman" w:hAnsi="Times New Roman"/>
+          <w:i/>
+          <w:color w:val="FF0000"/>
+          <w:sz w:val="24"/>
+        </w:rPr>
+        <w:t>Тропар (г. 2)</w:t>
+      </w:r>
+      <w:r>
+        <w:rPr>
+          <w:rFonts w:ascii="Times New Roman" w:hAnsi="Times New Roman"/>
+          <w:sz w:val="24"/>
+        </w:rPr>
+        <w:t>: Апостоли, пророки, мученики, святителі, преподобні і праведні,* що добре звершили подвиг і віру зберегли!* Маючи сміливість до Спаса,* за нас його, як благого, моліть, щоб спаслися душі наші.</w:t>
+      </w:r>
+    </w:p>
+    <w:p>
+      <w:pPr>
         <w:spacing w:line="240" w:lineRule="auto"/>
         <w:rPr>
           <w:rFonts w:ascii="Times New Roman" w:hAnsi="Times New Roman"/>
@@ -7733,40 +7845,57 @@
       </w:r>
     </w:p>
     <w:p>
-      <w:r>
-        <w:rPr>
-          <w:rFonts w:ascii="Times New Roman" w:hAnsi="Times New Roman"/>
-          <w:i/>
-          <w:color w:val="FF0000"/>
-          <w:sz w:val="24"/>
-          <w:highlight w:val="white"/>
-        </w:rPr>
-        <w:t>Тропар (г. 4):</w:t>
-      </w:r>
-      <w:r>
-        <w:rPr>
-          <w:rFonts w:ascii="Times New Roman" w:hAnsi="Times New Roman"/>
-          <w:color w:val="FF0000"/>
-          <w:sz w:val="24"/>
-          <w:highlight w:val="white"/>
-        </w:rPr>
-        <w:t xml:space="preserve"> </w:t>
-      </w:r>
-      <w:r>
-        <w:rPr>
-          <w:rFonts w:ascii="Times New Roman" w:hAnsi="Times New Roman"/>
-          <w:sz w:val="24"/>
-          <w:highlight w:val="white"/>
-        </w:rPr>
-        <w:t>Мученики Твої, Господи,* у стражданнях своїх прийняли вінці нетлінні від Тебе, Бога нашого.* Мавши бо кріпость Твою, вони мучителів подол</w:t>
-      </w:r>
-      <w:r>
-        <w:rPr>
-          <w:rFonts w:ascii="Times New Roman" w:hAnsi="Times New Roman"/>
-          <w:sz w:val="24"/>
-          <w:highlight w:val="white"/>
-        </w:rPr>
-        <w:t>али,* сокрушили і демонів зухвальства безсильні.* їх молитвами спаси душі наші.</w:t>
+      <w:pPr>
+        <w:rPr>
+          <w:rFonts w:ascii="Times New Roman" w:hAnsi="Times New Roman"/>
+          <w:i/>
+          <w:color w:val="FF0000"/>
+          <w:sz w:val="24"/>
+        </w:rPr>
+      </w:pPr>
+      <w:r>
+        <w:rPr>
+          <w:rFonts w:ascii="Times New Roman" w:hAnsi="Times New Roman"/>
+          <w:i/>
+          <w:color w:val="FF0000"/>
+          <w:sz w:val="24"/>
+        </w:rPr>
+        <w:t>Тропар (г. 2)</w:t>
+      </w:r>
+      <w:r>
+        <w:rPr>
+          <w:rFonts w:ascii="Times New Roman" w:hAnsi="Times New Roman"/>
+          <w:sz w:val="24"/>
+        </w:rPr>
+        <w:t>: Пом’яни, Господи, як благий рабів твоїх</w:t>
+      </w:r>
+      <w:r>
+        <w:rPr>
+          <w:rFonts w:ascii="Times New Roman" w:hAnsi="Times New Roman"/>
+          <w:sz w:val="24"/>
+        </w:rPr>
+        <w:t>*</w:t>
+      </w:r>
+      <w:r>
+        <w:rPr>
+          <w:rFonts w:ascii="Times New Roman" w:hAnsi="Times New Roman"/>
+          <w:sz w:val="24"/>
+        </w:rPr>
+        <w:t xml:space="preserve"> і, що в житті нагрішили, прости,</w:t>
+      </w:r>
+      <w:r>
+        <w:rPr>
+          <w:rFonts w:ascii="Times New Roman" w:hAnsi="Times New Roman"/>
+          <w:sz w:val="24"/>
+        </w:rPr>
+        <w:t>*</w:t>
+      </w:r>
+      <w:r>
+        <w:rPr>
+          <w:rFonts w:ascii="Times New Roman" w:hAnsi="Times New Roman"/>
+          <w:sz w:val="24"/>
+        </w:rPr>
+        <w:t xml:space="preserve"> бо ніхто не є безгрішний, тільки Ти, що можеш і померлим дати упокій.</w:t>
       </w:r>
     </w:p>
     <w:p>
@@ -8057,31 +8186,39 @@
       </w:r>
     </w:p>
     <w:p>
-      <w:r>
-        <w:rPr>
-          <w:rFonts w:ascii="Times New Roman" w:hAnsi="Times New Roman"/>
-          <w:i/>
-          <w:color w:val="FF0000"/>
-          <w:sz w:val="24"/>
-          <w:highlight w:val="white"/>
-        </w:rPr>
-        <w:t>Кондак (г. 8):</w:t>
-      </w:r>
-      <w:r>
-        <w:rPr>
-          <w:rFonts w:ascii="Times New Roman" w:hAnsi="Times New Roman"/>
-          <w:sz w:val="24"/>
-          <w:highlight w:val="white"/>
-        </w:rPr>
-        <w:t xml:space="preserve"> Лик святих мучеників із семи осіб постраждавши сильно* за Тройцю божественну,* благодаттю погубив множества ворогів мисленних* і долучившись духом до хорів умів </w:t>
-      </w:r>
-      <w:r>
-        <w:rPr>
-          <w:rFonts w:ascii="Times New Roman" w:hAnsi="Times New Roman"/>
-          <w:sz w:val="24"/>
-          <w:highlight w:val="white"/>
-        </w:rPr>
-        <w:t xml:space="preserve">небесних.* Їх молитвами ущедри нас, Чоловіколюбче. </w:t>
+      <w:pPr>
+        <w:spacing w:line="240" w:lineRule="auto"/>
+        <w:rPr>
+          <w:rFonts w:ascii="Times New Roman" w:hAnsi="Times New Roman"/>
+          <w:i/>
+          <w:color w:val="FF0000"/>
+          <w:sz w:val="24"/>
+        </w:rPr>
+      </w:pPr>
+      <w:r>
+        <w:rPr>
+          <w:rFonts w:ascii="Times New Roman" w:hAnsi="Times New Roman"/>
+          <w:i/>
+          <w:color w:val="FF0000"/>
+          <w:sz w:val="24"/>
+        </w:rPr>
+        <w:t xml:space="preserve">Кондак (г. 8): </w:t>
+      </w:r>
+      <w:r>
+        <w:rPr>
+          <w:rFonts w:ascii="Times New Roman" w:hAnsi="Times New Roman"/>
+          <w:sz w:val="24"/>
+        </w:rPr>
+        <w:t>Зо святими упокой, Христе,* душі слуг твоїх,* де немає болісті, ні печалі, ні зітхання,* але життя безконечне.</w:t>
+      </w:r>
+      <w:r>
+        <w:rPr>
+          <w:rFonts w:ascii="Times New Roman" w:hAnsi="Times New Roman"/>
+          <w:i/>
+          <w:color w:val="FF0000"/>
+          <w:sz w:val="24"/>
+        </w:rPr>
+        <w:t xml:space="preserve"> </w:t>
       </w:r>
     </w:p>
     <w:p>
